--- a/ind/docx/013.content.docx
+++ b/ind/docx/013.content.docx
@@ -150,26 +150,6 @@
           <w:lang w:val="id_ID" w:bidi="id_ID"/>
         </w:rPr>
         <w:t>O</w:t>
-      </w:r>
-      <w:r>
-        <w:rPr>
-          <w:lang w:val="id_ID" w:bidi="id_ID"/>
-        </w:rPr>
-      </w:r>
-    </w:p>
-    <w:p>
-      <w:pPr/>
-      <w:r>
-        <w:rPr>
-          <w:lang w:val="id_ID" w:bidi="id_ID"/>
-        </w:rPr>
-      </w:r>
-      <w:r>
-        <w:rPr>
-          <w:i/>
-          <w:lang w:val="id_ID" w:bidi="id_ID"/>
-        </w:rPr>
-        <w:t>Orang Miskin, Orang Percaya, Orang Samaria</w:t>
       </w:r>
       <w:r>
         <w:rPr>

--- a/ind/docx/013.content.docx
+++ b/ind/docx/013.content.docx
@@ -19,7 +19,7 @@
         <w:rPr>
           <w:lang w:val="id_ID" w:bidi="id_ID"/>
         </w:rPr>
-        <w:t>Resource: Kamus Alkitab (Tyndale)</w:t>
+        <w:t>Resource: Tyndale Open Bible Dictionary</w:t>
       </w:r>
       <w:r>
         <w:rPr>
@@ -112,7 +112,7 @@
         <w:rPr>
           <w:lang w:val="id_ID" w:bidi="id_ID"/>
         </w:rPr>
-        <w:t>Kamus Alkitab (Tyndale)</w:t>
+        <w:t>Tyndale Open Bible Dictionary</w:t>
       </w:r>
     </w:p>
     <w:p>

--- a/ind/docx/013.content.docx
+++ b/ind/docx/013.content.docx
@@ -19,7 +19,7 @@
         <w:rPr>
           <w:lang w:val="id_ID" w:bidi="id_ID"/>
         </w:rPr>
-        <w:t>Resource: Tyndale Open Bible Dictionary</w:t>
+        <w:t>Resource: Aquifer Open Bible Dictionary</w:t>
       </w:r>
       <w:r>
         <w:rPr>
@@ -112,7 +112,7 @@
         <w:rPr>
           <w:lang w:val="id_ID" w:bidi="id_ID"/>
         </w:rPr>
-        <w:t>Tyndale Open Bible Dictionary</w:t>
+        <w:t>Aquifer Open Bible Dictionary</w:t>
       </w:r>
     </w:p>
     <w:p>

--- a/ind/docx/013.content.docx
+++ b/ind/docx/013.content.docx
@@ -258,36 +258,24 @@
         </w:rPr>
         <w:t>Kerap kali Alkitab memberikan penjelasan yang sangat sederhana tentang mengapa seseorang kaya atau miskin. Jika seseorang menyukai hukum Tuhan, ia akan mendapat kekayaan dan kemakmuran. Orang-orang seperti itu akan berhasil dalam segala hal yang mereka lakukan (</w:t>
       </w:r>
-      <w:hyperlink r:id="rId13">
-        <w:r>
-          <w:rPr>
-            <w:lang w:val="id_ID" w:bidi="id_ID"/>
-          </w:rPr>
-          <w:rPr>
-            <w:color w:val="0000EE"/>
-            <w:u w:val="single"/>
-          </w:rPr>
-          <w:t>Mzm 1:3</w:t>
-        </w:r>
-      </w:hyperlink>
+      <w:r>
+        <w:rPr>
+          <w:lang w:val="id_ID" w:bidi="id_ID"/>
+        </w:rPr>
+        <w:t>Mzm 1:3</w:t>
+      </w:r>
       <w:r>
         <w:rPr>
           <w:lang w:val="id_ID" w:bidi="id_ID"/>
         </w:rPr>
         <w:t xml:space="preserve">; </w:t>
       </w:r>
-      <w:hyperlink r:id="rId14">
-        <w:r>
-          <w:rPr>
-            <w:lang w:val="id_ID" w:bidi="id_ID"/>
-          </w:rPr>
-          <w:rPr>
-            <w:color w:val="0000EE"/>
-            <w:u w:val="single"/>
-          </w:rPr>
-          <w:t>112:3</w:t>
-        </w:r>
-      </w:hyperlink>
+      <w:r>
+        <w:rPr>
+          <w:lang w:val="id_ID" w:bidi="id_ID"/>
+        </w:rPr>
+        <w:t>112:3</w:t>
+      </w:r>
       <w:r>
         <w:rPr>
           <w:lang w:val="id_ID" w:bidi="id_ID"/>
@@ -308,72 +296,48 @@
         </w:rPr>
         <w:t xml:space="preserve">Apakah kemiskinan seseorang disebabkan oleh kesalahannya sendiri atau karena kesalahan orang lain, PL melihatnya sebagai suatu ketidakadilan yang harus diatasi, dan hukum membuat banyak ketentuan untuk menguranginya (mis., </w:t>
       </w:r>
-      <w:hyperlink r:id="rId15">
-        <w:r>
-          <w:rPr>
-            <w:lang w:val="id_ID" w:bidi="id_ID"/>
-          </w:rPr>
-          <w:rPr>
-            <w:color w:val="0000EE"/>
-            <w:u w:val="single"/>
-          </w:rPr>
-          <w:t>Kel. 22:21–27</w:t>
-        </w:r>
-      </w:hyperlink>
+      <w:r>
+        <w:rPr>
+          <w:lang w:val="id_ID" w:bidi="id_ID"/>
+        </w:rPr>
+        <w:t>Kel. 22:21–27</w:t>
+      </w:r>
       <w:r>
         <w:rPr>
           <w:lang w:val="id_ID" w:bidi="id_ID"/>
         </w:rPr>
         <w:t xml:space="preserve">; </w:t>
       </w:r>
-      <w:hyperlink r:id="rId16">
-        <w:r>
-          <w:rPr>
-            <w:lang w:val="id_ID" w:bidi="id_ID"/>
-          </w:rPr>
-          <w:rPr>
-            <w:color w:val="0000EE"/>
-            <w:u w:val="single"/>
-          </w:rPr>
-          <w:t>Im. 19:9–10</w:t>
-        </w:r>
-      </w:hyperlink>
+      <w:r>
+        <w:rPr>
+          <w:lang w:val="id_ID" w:bidi="id_ID"/>
+        </w:rPr>
+        <w:t>Im. 19:9–10</w:t>
+      </w:r>
       <w:r>
         <w:rPr>
           <w:lang w:val="id_ID" w:bidi="id_ID"/>
         </w:rPr>
         <w:t xml:space="preserve">; </w:t>
       </w:r>
-      <w:hyperlink r:id="rId17">
-        <w:r>
-          <w:rPr>
-            <w:lang w:val="id_ID" w:bidi="id_ID"/>
-          </w:rPr>
-          <w:rPr>
-            <w:color w:val="0000EE"/>
-            <w:u w:val="single"/>
-          </w:rPr>
-          <w:t>Ul. 15:1–15</w:t>
-        </w:r>
-      </w:hyperlink>
+      <w:r>
+        <w:rPr>
+          <w:lang w:val="id_ID" w:bidi="id_ID"/>
+        </w:rPr>
+        <w:t>Ul. 15:1–15</w:t>
+      </w:r>
       <w:r>
         <w:rPr>
           <w:lang w:val="id_ID" w:bidi="id_ID"/>
         </w:rPr>
         <w:t xml:space="preserve">; </w:t>
       </w:r>
-      <w:hyperlink r:id="rId18">
-        <w:r>
-          <w:rPr>
-            <w:lang w:val="id_ID" w:bidi="id_ID"/>
-          </w:rPr>
-          <w:rPr>
-            <w:color w:val="0000EE"/>
-            <w:u w:val="single"/>
-          </w:rPr>
-          <w:t>24:10–22</w:t>
-        </w:r>
-      </w:hyperlink>
+      <w:r>
+        <w:rPr>
+          <w:lang w:val="id_ID" w:bidi="id_ID"/>
+        </w:rPr>
+        <w:t>24:10–22</w:t>
+      </w:r>
       <w:r>
         <w:rPr>
           <w:lang w:val="id_ID" w:bidi="id_ID"/>
@@ -394,162 +358,108 @@
         </w:rPr>
         <w:t>Selama periode antara Perjanjian Lama dan Baru, kepedulian tersebut terus dilakukan dalam komunitas Yahudi yang tersebar di sekitar Mediterania, dan pada akhirnya hal ini diambil sebagai tanggung jawab praktis oleh gereja Kristen (</w:t>
       </w:r>
-      <w:hyperlink r:id="rId19">
-        <w:r>
-          <w:rPr>
-            <w:lang w:val="id_ID" w:bidi="id_ID"/>
-          </w:rPr>
-          <w:rPr>
-            <w:color w:val="0000EE"/>
-            <w:u w:val="single"/>
-          </w:rPr>
-          <w:t>Kisah 11:29</w:t>
-        </w:r>
-      </w:hyperlink>
+      <w:r>
+        <w:rPr>
+          <w:lang w:val="id_ID" w:bidi="id_ID"/>
+        </w:rPr>
+        <w:t>Kisah 11:29</w:t>
+      </w:r>
       <w:r>
         <w:rPr>
           <w:lang w:val="id_ID" w:bidi="id_ID"/>
         </w:rPr>
         <w:t xml:space="preserve">; </w:t>
       </w:r>
-      <w:hyperlink r:id="rId20">
-        <w:r>
-          <w:rPr>
-            <w:lang w:val="id_ID" w:bidi="id_ID"/>
-          </w:rPr>
-          <w:rPr>
-            <w:color w:val="0000EE"/>
-            <w:u w:val="single"/>
-          </w:rPr>
-          <w:t>24:17</w:t>
-        </w:r>
-      </w:hyperlink>
+      <w:r>
+        <w:rPr>
+          <w:lang w:val="id_ID" w:bidi="id_ID"/>
+        </w:rPr>
+        <w:t>24:17</w:t>
+      </w:r>
       <w:r>
         <w:rPr>
           <w:lang w:val="id_ID" w:bidi="id_ID"/>
         </w:rPr>
         <w:t xml:space="preserve">; </w:t>
       </w:r>
-      <w:hyperlink r:id="rId21">
-        <w:r>
-          <w:rPr>
-            <w:lang w:val="id_ID" w:bidi="id_ID"/>
-          </w:rPr>
-          <w:rPr>
-            <w:color w:val="0000EE"/>
-            <w:u w:val="single"/>
-          </w:rPr>
-          <w:t>Rm. 15:26</w:t>
-        </w:r>
-      </w:hyperlink>
+      <w:r>
+        <w:rPr>
+          <w:lang w:val="id_ID" w:bidi="id_ID"/>
+        </w:rPr>
+        <w:t>Rm. 15:26</w:t>
+      </w:r>
       <w:r>
         <w:rPr>
           <w:lang w:val="id_ID" w:bidi="id_ID"/>
         </w:rPr>
         <w:t xml:space="preserve">; </w:t>
       </w:r>
-      <w:hyperlink r:id="rId22">
-        <w:r>
-          <w:rPr>
-            <w:lang w:val="id_ID" w:bidi="id_ID"/>
-          </w:rPr>
-          <w:rPr>
-            <w:color w:val="0000EE"/>
-            <w:u w:val="single"/>
-          </w:rPr>
-          <w:t>1Kor. 16:1</w:t>
-        </w:r>
-      </w:hyperlink>
+      <w:r>
+        <w:rPr>
+          <w:lang w:val="id_ID" w:bidi="id_ID"/>
+        </w:rPr>
+        <w:t>1Kor. 16:1</w:t>
+      </w:r>
       <w:r>
         <w:rPr>
           <w:lang w:val="id_ID" w:bidi="id_ID"/>
         </w:rPr>
         <w:t xml:space="preserve">; </w:t>
       </w:r>
-      <w:hyperlink r:id="rId23">
-        <w:r>
-          <w:rPr>
-            <w:lang w:val="id_ID" w:bidi="id_ID"/>
-          </w:rPr>
-          <w:rPr>
-            <w:color w:val="0000EE"/>
-            <w:u w:val="single"/>
-          </w:rPr>
-          <w:t>Gal. 2:10</w:t>
-        </w:r>
-      </w:hyperlink>
+      <w:r>
+        <w:rPr>
+          <w:lang w:val="id_ID" w:bidi="id_ID"/>
+        </w:rPr>
+        <w:t>Gal. 2:10</w:t>
+      </w:r>
       <w:r>
         <w:rPr>
           <w:lang w:val="id_ID" w:bidi="id_ID"/>
         </w:rPr>
         <w:t xml:space="preserve">; </w:t>
       </w:r>
-      <w:hyperlink r:id="rId24">
-        <w:r>
-          <w:rPr>
-            <w:lang w:val="id_ID" w:bidi="id_ID"/>
-          </w:rPr>
-          <w:rPr>
-            <w:color w:val="0000EE"/>
-            <w:u w:val="single"/>
-          </w:rPr>
-          <w:t>Yak. 2:15–16</w:t>
-        </w:r>
-      </w:hyperlink>
+      <w:r>
+        <w:rPr>
+          <w:lang w:val="id_ID" w:bidi="id_ID"/>
+        </w:rPr>
+        <w:t>Yak. 2:15–16</w:t>
+      </w:r>
       <w:r>
         <w:rPr>
           <w:lang w:val="id_ID" w:bidi="id_ID"/>
         </w:rPr>
         <w:t xml:space="preserve">; </w:t>
       </w:r>
-      <w:hyperlink r:id="rId25">
-        <w:r>
-          <w:rPr>
-            <w:lang w:val="id_ID" w:bidi="id_ID"/>
-          </w:rPr>
-          <w:rPr>
-            <w:color w:val="0000EE"/>
-            <w:u w:val="single"/>
-          </w:rPr>
-          <w:t>1Yoh. 3:17</w:t>
-        </w:r>
-      </w:hyperlink>
+      <w:r>
+        <w:rPr>
+          <w:lang w:val="id_ID" w:bidi="id_ID"/>
+        </w:rPr>
+        <w:t>1Yoh. 3:17</w:t>
+      </w:r>
       <w:r>
         <w:rPr>
           <w:lang w:val="id_ID" w:bidi="id_ID"/>
         </w:rPr>
         <w:t>); bagi umat Kristiani juga, memberi sedekah merupakan kewajiban yang jelas-jelas diharapkan oleh Tuhan mereka (</w:t>
       </w:r>
-      <w:hyperlink r:id="rId26">
-        <w:r>
-          <w:rPr>
-            <w:lang w:val="id_ID" w:bidi="id_ID"/>
-          </w:rPr>
-          <w:rPr>
-            <w:color w:val="0000EE"/>
-            <w:u w:val="single"/>
-          </w:rPr>
-          <w:t>Mat. 6:2–4</w:t>
-        </w:r>
-      </w:hyperlink>
+      <w:r>
+        <w:rPr>
+          <w:lang w:val="id_ID" w:bidi="id_ID"/>
+        </w:rPr>
+        <w:t>Mat. 6:2–4</w:t>
+      </w:r>
       <w:r>
         <w:rPr>
           <w:lang w:val="id_ID" w:bidi="id_ID"/>
         </w:rPr>
         <w:t xml:space="preserve">; </w:t>
       </w:r>
-      <w:hyperlink r:id="rId27">
-        <w:r>
-          <w:rPr>
-            <w:lang w:val="id_ID" w:bidi="id_ID"/>
-          </w:rPr>
-          <w:rPr>
-            <w:color w:val="0000EE"/>
-            <w:u w:val="single"/>
-          </w:rPr>
-          <w:t>Luk. 12:33</w:t>
-        </w:r>
-      </w:hyperlink>
+      <w:r>
+        <w:rPr>
+          <w:lang w:val="id_ID" w:bidi="id_ID"/>
+        </w:rPr>
+        <w:t>Luk. 12:33</w:t>
+      </w:r>
       <w:r>
         <w:rPr>
           <w:lang w:val="id_ID" w:bidi="id_ID"/>
@@ -569,36 +479,24 @@
         </w:rPr>
         <w:t xml:space="preserve"> dalam bentuk uang atau barang “sesuai kebutuhan” (</w:t>
       </w:r>
-      <w:hyperlink r:id="rId28">
-        <w:r>
-          <w:rPr>
-            <w:lang w:val="id_ID" w:bidi="id_ID"/>
-          </w:rPr>
-          <w:rPr>
-            <w:color w:val="0000EE"/>
-            <w:u w:val="single"/>
-          </w:rPr>
-          <w:t>Kisah 2:45</w:t>
-        </w:r>
-      </w:hyperlink>
+      <w:r>
+        <w:rPr>
+          <w:lang w:val="id_ID" w:bidi="id_ID"/>
+        </w:rPr>
+        <w:t>Kisah 2:45</w:t>
+      </w:r>
       <w:r>
         <w:rPr>
           <w:lang w:val="id_ID" w:bidi="id_ID"/>
         </w:rPr>
         <w:t xml:space="preserve">; </w:t>
       </w:r>
-      <w:hyperlink r:id="rId29">
-        <w:r>
-          <w:rPr>
-            <w:lang w:val="id_ID" w:bidi="id_ID"/>
-          </w:rPr>
-          <w:rPr>
-            <w:color w:val="0000EE"/>
-            <w:u w:val="single"/>
-          </w:rPr>
-          <w:t>4:35</w:t>
-        </w:r>
-      </w:hyperlink>
+      <w:r>
+        <w:rPr>
+          <w:lang w:val="id_ID" w:bidi="id_ID"/>
+        </w:rPr>
+        <w:t>4:35</w:t>
+      </w:r>
       <w:r>
         <w:rPr>
           <w:lang w:val="id_ID" w:bidi="id_ID"/>
@@ -644,126 +542,84 @@
         </w:rPr>
         <w:t xml:space="preserve">Seperti yang bisa kita lihat, ada pemahaman bahwa kebenaran akan membuat seseorang makmur dan dosa akan membuat mereka miskin. Namun, kehidupan sehari-hari lebih kompleks daripada itu. </w:t>
       </w:r>
-      <w:hyperlink r:id="rId30">
-        <w:r>
-          <w:rPr>
-            <w:lang w:val="id_ID" w:bidi="id_ID"/>
-          </w:rPr>
-          <w:rPr>
-            <w:color w:val="0000EE"/>
-            <w:u w:val="single"/>
-          </w:rPr>
-          <w:t>Mzm. 1</w:t>
-        </w:r>
-      </w:hyperlink>
+      <w:r>
+        <w:rPr>
+          <w:lang w:val="id_ID" w:bidi="id_ID"/>
+        </w:rPr>
+        <w:t>Mzm. 1</w:t>
+      </w:r>
       <w:r>
         <w:rPr>
           <w:lang w:val="id_ID" w:bidi="id_ID"/>
         </w:rPr>
         <w:t xml:space="preserve"> dan </w:t>
       </w:r>
-      <w:hyperlink r:id="rId31">
-        <w:r>
-          <w:rPr>
-            <w:lang w:val="id_ID" w:bidi="id_ID"/>
-          </w:rPr>
-          <w:rPr>
-            <w:color w:val="0000EE"/>
-            <w:u w:val="single"/>
-          </w:rPr>
-          <w:t>112</w:t>
-        </w:r>
-      </w:hyperlink>
+      <w:r>
+        <w:rPr>
+          <w:lang w:val="id_ID" w:bidi="id_ID"/>
+        </w:rPr>
+        <w:t>112</w:t>
+      </w:r>
       <w:r>
         <w:rPr>
           <w:lang w:val="id_ID" w:bidi="id_ID"/>
         </w:rPr>
         <w:t>, yang disebutkan di atas, hanya menunjukkan satu sisi saja. Bagaimana dengan kemakmuran orang jahat (</w:t>
       </w:r>
-      <w:hyperlink r:id="rId32">
-        <w:r>
-          <w:rPr>
-            <w:lang w:val="id_ID" w:bidi="id_ID"/>
-          </w:rPr>
-          <w:rPr>
-            <w:color w:val="0000EE"/>
-            <w:u w:val="single"/>
-          </w:rPr>
-          <w:t>Mzm. 73:3</w:t>
-        </w:r>
-      </w:hyperlink>
+      <w:r>
+        <w:rPr>
+          <w:lang w:val="id_ID" w:bidi="id_ID"/>
+        </w:rPr>
+        <w:t>Mzm. 73:3</w:t>
+      </w:r>
       <w:r>
         <w:rPr>
           <w:lang w:val="id_ID" w:bidi="id_ID"/>
         </w:rPr>
         <w:t xml:space="preserve">) dan kebalikannya, orang benar tetapi miskin? Jawaban Kitab Suci (misalnya, </w:t>
       </w:r>
-      <w:hyperlink r:id="rId33">
-        <w:r>
-          <w:rPr>
-            <w:lang w:val="id_ID" w:bidi="id_ID"/>
-          </w:rPr>
-          <w:rPr>
-            <w:color w:val="0000EE"/>
-            <w:u w:val="single"/>
-          </w:rPr>
-          <w:t>Ayb. 21</w:t>
-        </w:r>
-      </w:hyperlink>
+      <w:r>
+        <w:rPr>
+          <w:lang w:val="id_ID" w:bidi="id_ID"/>
+        </w:rPr>
+        <w:t>Ayb. 21</w:t>
+      </w:r>
       <w:r>
         <w:rPr>
           <w:lang w:val="id_ID" w:bidi="id_ID"/>
         </w:rPr>
         <w:t xml:space="preserve">; </w:t>
       </w:r>
-      <w:hyperlink r:id="rId34">
-        <w:r>
-          <w:rPr>
-            <w:lang w:val="id_ID" w:bidi="id_ID"/>
-          </w:rPr>
-          <w:rPr>
-            <w:color w:val="0000EE"/>
-            <w:u w:val="single"/>
-          </w:rPr>
-          <w:t>Mzm. 37</w:t>
-        </w:r>
-      </w:hyperlink>
+      <w:r>
+        <w:rPr>
+          <w:lang w:val="id_ID" w:bidi="id_ID"/>
+        </w:rPr>
+        <w:t>Mzm. 37</w:t>
+      </w:r>
       <w:r>
         <w:rPr>
           <w:lang w:val="id_ID" w:bidi="id_ID"/>
         </w:rPr>
         <w:t xml:space="preserve">, </w:t>
       </w:r>
-      <w:hyperlink r:id="rId35">
-        <w:r>
-          <w:rPr>
-            <w:lang w:val="id_ID" w:bidi="id_ID"/>
-          </w:rPr>
-          <w:rPr>
-            <w:color w:val="0000EE"/>
-            <w:u w:val="single"/>
-          </w:rPr>
-          <w:t>49</w:t>
-        </w:r>
-      </w:hyperlink>
+      <w:r>
+        <w:rPr>
+          <w:lang w:val="id_ID" w:bidi="id_ID"/>
+        </w:rPr>
+        <w:t>49</w:t>
+      </w:r>
       <w:r>
         <w:rPr>
           <w:lang w:val="id_ID" w:bidi="id_ID"/>
         </w:rPr>
         <w:t xml:space="preserve">, </w:t>
       </w:r>
-      <w:hyperlink r:id="rId36">
-        <w:r>
-          <w:rPr>
-            <w:lang w:val="id_ID" w:bidi="id_ID"/>
-          </w:rPr>
-          <w:rPr>
-            <w:color w:val="0000EE"/>
-            <w:u w:val="single"/>
-          </w:rPr>
-          <w:t>73</w:t>
-        </w:r>
-      </w:hyperlink>
+      <w:r>
+        <w:rPr>
+          <w:lang w:val="id_ID" w:bidi="id_ID"/>
+        </w:rPr>
+        <w:t>73</w:t>
+      </w:r>
       <w:r>
         <w:rPr>
           <w:lang w:val="id_ID" w:bidi="id_ID"/>
@@ -784,198 +640,132 @@
         </w:rPr>
         <w:t>Pemikiran ini—bahwa orang baik sering kali miskin daripada sejahtera—terkadang justru terbalik. Orang benar mungkin saja miskin, tetapi Kitab Suci kadang-kadang tampaknya memperhitungkan bahwa menjadi miskin berarti menjadi orang benar. Tentu saja bukan serta merta demikian (</w:t>
       </w:r>
-      <w:hyperlink r:id="rId37">
-        <w:r>
-          <w:rPr>
-            <w:lang w:val="id_ID" w:bidi="id_ID"/>
-          </w:rPr>
-          <w:rPr>
-            <w:color w:val="0000EE"/>
-            <w:u w:val="single"/>
-          </w:rPr>
-          <w:t>Ams. 30:8–9</w:t>
-        </w:r>
-      </w:hyperlink>
+      <w:r>
+        <w:rPr>
+          <w:lang w:val="id_ID" w:bidi="id_ID"/>
+        </w:rPr>
+        <w:t>Ams. 30:8–9</w:t>
+      </w:r>
       <w:r>
         <w:rPr>
           <w:lang w:val="id_ID" w:bidi="id_ID"/>
         </w:rPr>
         <w:t xml:space="preserve">), namun rujukan seperti itu cukup sering terjadi, khususnya dalam Mazmur (misalnya, </w:t>
       </w:r>
-      <w:hyperlink r:id="rId38">
-        <w:r>
-          <w:rPr>
-            <w:lang w:val="id_ID" w:bidi="id_ID"/>
-          </w:rPr>
-          <w:rPr>
-            <w:color w:val="0000EE"/>
-            <w:u w:val="single"/>
-          </w:rPr>
-          <w:t>Mzm. 9:18</w:t>
-        </w:r>
-      </w:hyperlink>
+      <w:r>
+        <w:rPr>
+          <w:lang w:val="id_ID" w:bidi="id_ID"/>
+        </w:rPr>
+        <w:t>Mzm. 9:18</w:t>
+      </w:r>
       <w:r>
         <w:rPr>
           <w:lang w:val="id_ID" w:bidi="id_ID"/>
         </w:rPr>
         <w:t xml:space="preserve">; </w:t>
       </w:r>
-      <w:hyperlink r:id="rId39">
-        <w:r>
-          <w:rPr>
-            <w:lang w:val="id_ID" w:bidi="id_ID"/>
-          </w:rPr>
-          <w:rPr>
-            <w:color w:val="0000EE"/>
-            <w:u w:val="single"/>
-          </w:rPr>
-          <w:t>10:14</w:t>
-        </w:r>
-      </w:hyperlink>
+      <w:r>
+        <w:rPr>
+          <w:lang w:val="id_ID" w:bidi="id_ID"/>
+        </w:rPr>
+        <w:t>10:14</w:t>
+      </w:r>
       <w:r>
         <w:rPr>
           <w:lang w:val="id_ID" w:bidi="id_ID"/>
         </w:rPr>
         <w:t xml:space="preserve">; </w:t>
       </w:r>
-      <w:hyperlink r:id="rId40">
-        <w:r>
-          <w:rPr>
-            <w:lang w:val="id_ID" w:bidi="id_ID"/>
-          </w:rPr>
-          <w:rPr>
-            <w:color w:val="0000EE"/>
-            <w:u w:val="single"/>
-          </w:rPr>
-          <w:t>12:5</w:t>
-        </w:r>
-      </w:hyperlink>
+      <w:r>
+        <w:rPr>
+          <w:lang w:val="id_ID" w:bidi="id_ID"/>
+        </w:rPr>
+        <w:t>12:5</w:t>
+      </w:r>
       <w:r>
         <w:rPr>
           <w:lang w:val="id_ID" w:bidi="id_ID"/>
         </w:rPr>
         <w:t xml:space="preserve">; </w:t>
       </w:r>
-      <w:hyperlink r:id="rId41">
-        <w:r>
-          <w:rPr>
-            <w:lang w:val="id_ID" w:bidi="id_ID"/>
-          </w:rPr>
-          <w:rPr>
-            <w:color w:val="0000EE"/>
-            <w:u w:val="single"/>
-          </w:rPr>
-          <w:t>34:6</w:t>
-        </w:r>
-      </w:hyperlink>
+      <w:r>
+        <w:rPr>
+          <w:lang w:val="id_ID" w:bidi="id_ID"/>
+        </w:rPr>
+        <w:t>34:6</w:t>
+      </w:r>
       <w:r>
         <w:rPr>
           <w:lang w:val="id_ID" w:bidi="id_ID"/>
         </w:rPr>
         <w:t xml:space="preserve">; </w:t>
       </w:r>
-      <w:hyperlink r:id="rId42">
-        <w:r>
-          <w:rPr>
-            <w:lang w:val="id_ID" w:bidi="id_ID"/>
-          </w:rPr>
-          <w:rPr>
-            <w:color w:val="0000EE"/>
-            <w:u w:val="single"/>
-          </w:rPr>
-          <w:t>35:10</w:t>
-        </w:r>
-      </w:hyperlink>
+      <w:r>
+        <w:rPr>
+          <w:lang w:val="id_ID" w:bidi="id_ID"/>
+        </w:rPr>
+        <w:t>35:10</w:t>
+      </w:r>
       <w:r>
         <w:rPr>
           <w:lang w:val="id_ID" w:bidi="id_ID"/>
         </w:rPr>
         <w:t xml:space="preserve">; </w:t>
       </w:r>
-      <w:hyperlink r:id="rId43">
-        <w:r>
-          <w:rPr>
-            <w:lang w:val="id_ID" w:bidi="id_ID"/>
-          </w:rPr>
-          <w:rPr>
-            <w:color w:val="0000EE"/>
-            <w:u w:val="single"/>
-          </w:rPr>
-          <w:t>74:19</w:t>
-        </w:r>
-      </w:hyperlink>
+      <w:r>
+        <w:rPr>
+          <w:lang w:val="id_ID" w:bidi="id_ID"/>
+        </w:rPr>
+        <w:t>74:19</w:t>
+      </w:r>
       <w:r>
         <w:rPr>
           <w:lang w:val="id_ID" w:bidi="id_ID"/>
         </w:rPr>
         <w:t>), sehingga patut dipertimbangkan dengan cermat. Dan kalau dipikir-pikir, hal itu tidak begitu aneh. Sebagaimana Allah secara khusus peduli terhadap orang miskin, maka orang miskin mungkin juga secara khusus peduli terhadap Allah, karena dua alasan yang bagus. Pertama, jika ada kemiskinan di Israel, itu karena pihak yang berkuasa menyalahgunakan kekuasaannya; oleh karena itu, orang miskin akan meminta pertolongan Allah terlebih dahulu karena peraturan-Nyalah yang dilanggar, dan Dia harus menunjukkan pembelaan demi nama baik-Nya. Kedua, kemiskinan membuat orang berpaling kepada Allah karena dalam keadaan seperti itu tidak ada orang lain yang bisa dijadikan tempat berpaling. Dengan demikian, “miskin” hampir menjadi sebuah istilah teknis. “Orang miskin” adalah orang yang rendah hati, dan orang yang rendah hati adalah orang yang saleh (</w:t>
       </w:r>
-      <w:hyperlink r:id="rId44">
-        <w:r>
-          <w:rPr>
-            <w:lang w:val="id_ID" w:bidi="id_ID"/>
-          </w:rPr>
-          <w:rPr>
-            <w:color w:val="0000EE"/>
-            <w:u w:val="single"/>
-          </w:rPr>
-          <w:t>Mzm. 10:17</w:t>
-        </w:r>
-      </w:hyperlink>
+      <w:r>
+        <w:rPr>
+          <w:lang w:val="id_ID" w:bidi="id_ID"/>
+        </w:rPr>
+        <w:t>Mzm. 10:17</w:t>
+      </w:r>
       <w:r>
         <w:rPr>
           <w:lang w:val="id_ID" w:bidi="id_ID"/>
         </w:rPr>
         <w:t xml:space="preserve">; </w:t>
       </w:r>
-      <w:hyperlink r:id="rId45">
-        <w:r>
-          <w:rPr>
-            <w:lang w:val="id_ID" w:bidi="id_ID"/>
-          </w:rPr>
-          <w:rPr>
-            <w:color w:val="0000EE"/>
-            <w:u w:val="single"/>
-          </w:rPr>
-          <w:t>14:5–6</w:t>
-        </w:r>
-      </w:hyperlink>
+      <w:r>
+        <w:rPr>
+          <w:lang w:val="id_ID" w:bidi="id_ID"/>
+        </w:rPr>
+        <w:t>14:5–6</w:t>
+      </w:r>
       <w:r>
         <w:rPr>
           <w:lang w:val="id_ID" w:bidi="id_ID"/>
         </w:rPr>
         <w:t xml:space="preserve">; </w:t>
       </w:r>
-      <w:hyperlink r:id="rId46">
-        <w:r>
-          <w:rPr>
-            <w:lang w:val="id_ID" w:bidi="id_ID"/>
-          </w:rPr>
-          <w:rPr>
-            <w:color w:val="0000EE"/>
-            <w:u w:val="single"/>
-          </w:rPr>
-          <w:t>37:11</w:t>
-        </w:r>
-      </w:hyperlink>
+      <w:r>
+        <w:rPr>
+          <w:lang w:val="id_ID" w:bidi="id_ID"/>
+        </w:rPr>
+        <w:t>37:11</w:t>
+      </w:r>
       <w:r>
         <w:rPr>
           <w:lang w:val="id_ID" w:bidi="id_ID"/>
         </w:rPr>
         <w:t xml:space="preserve">; </w:t>
       </w:r>
-      <w:hyperlink r:id="rId47">
-        <w:r>
-          <w:rPr>
-            <w:lang w:val="id_ID" w:bidi="id_ID"/>
-          </w:rPr>
-          <w:rPr>
-            <w:color w:val="0000EE"/>
-            <w:u w:val="single"/>
-          </w:rPr>
-          <w:t>Zef. 3:12–13</w:t>
-        </w:r>
-      </w:hyperlink>
+      <w:r>
+        <w:rPr>
+          <w:lang w:val="id_ID" w:bidi="id_ID"/>
+        </w:rPr>
+        <w:t>Zef. 3:12–13</w:t>
+      </w:r>
       <w:r>
         <w:rPr>
           <w:lang w:val="id_ID" w:bidi="id_ID"/>
@@ -996,36 +786,24 @@
         </w:rPr>
         <w:t xml:space="preserve">Alih-alih merupakan suatu keburukan yang harus dihindari, kemiskinan malah menjadi sebuah tujuan yang harus dicapai. Menyusul penggunaan kata “orang miskin” dan “orang saleh” dalam Perjanjian Lama sebagai istilah yang hampir dapat dipertukarkan, kepemilikan pribadi ditolak oleh banyak orang Yahudi selama periode antara perjanjian. Di antaranya adalah sekte Eseni dan komunitas terkait yang didirikan di Qumran dekat Laut Mati. Kelompok terakhir sebenarnya menyebut diri mereka “Orang Miskin”. Tradisi ini berlanjut hingga zaman Perjanjian Baru. Mungkin “orang miskin” di Yerusalem berarti suatu kelompok tertentu dalam gereja di sana (atau bahkan gereja Yerusalem secara keseluruhan; </w:t>
       </w:r>
-      <w:hyperlink r:id="rId21">
-        <w:r>
-          <w:rPr>
-            <w:lang w:val="id_ID" w:bidi="id_ID"/>
-          </w:rPr>
-          <w:rPr>
-            <w:color w:val="0000EE"/>
-            <w:u w:val="single"/>
-          </w:rPr>
-          <w:t>Rm. 15:26</w:t>
-        </w:r>
-      </w:hyperlink>
+      <w:r>
+        <w:rPr>
+          <w:lang w:val="id_ID" w:bidi="id_ID"/>
+        </w:rPr>
+        <w:t>Rm. 15:26</w:t>
+      </w:r>
       <w:r>
         <w:rPr>
           <w:lang w:val="id_ID" w:bidi="id_ID"/>
         </w:rPr>
         <w:t xml:space="preserve">; </w:t>
       </w:r>
-      <w:hyperlink r:id="rId23">
-        <w:r>
-          <w:rPr>
-            <w:lang w:val="id_ID" w:bidi="id_ID"/>
-          </w:rPr>
-          <w:rPr>
-            <w:color w:val="0000EE"/>
-            <w:u w:val="single"/>
-          </w:rPr>
-          <w:t>Gal. 2:10</w:t>
-        </w:r>
-      </w:hyperlink>
+      <w:r>
+        <w:rPr>
+          <w:lang w:val="id_ID" w:bidi="id_ID"/>
+        </w:rPr>
+        <w:t>Gal. 2:10</w:t>
+      </w:r>
       <w:r>
         <w:rPr>
           <w:lang w:val="id_ID" w:bidi="id_ID"/>
@@ -1046,54 +824,36 @@
         </w:rPr>
         <w:t>Tentu saja PB mengajarkan dengan jelas bahwa yang terpenting adalah sikap hati. Bisa saja orang menjadi miskin tetapi tamak, atau kaya tetapi murah hati. Meski begitu, dengan latar belakang PL yang diuraikan di atas, arti umum kata-kata dalam Injil ini adalah kaya = buruk, miskin = baik. Di satu sisi, orang Saduki kaya akan harta duniawi, sedangkan orang Farisi kaya akan kesombongan rohani, dan orang yang mempunyai harta benda adalah orang yang egois, bodoh, serta berada dalam bahaya rohani yang besar (</w:t>
       </w:r>
-      <w:hyperlink r:id="rId48">
-        <w:r>
-          <w:rPr>
-            <w:lang w:val="id_ID" w:bidi="id_ID"/>
-          </w:rPr>
-          <w:rPr>
-            <w:color w:val="0000EE"/>
-            <w:u w:val="single"/>
-          </w:rPr>
-          <w:t>Mrk. 10:23</w:t>
-        </w:r>
-      </w:hyperlink>
+      <w:r>
+        <w:rPr>
+          <w:lang w:val="id_ID" w:bidi="id_ID"/>
+        </w:rPr>
+        <w:t>Mrk. 10:23</w:t>
+      </w:r>
       <w:r>
         <w:rPr>
           <w:lang w:val="id_ID" w:bidi="id_ID"/>
         </w:rPr>
         <w:t xml:space="preserve">; </w:t>
       </w:r>
-      <w:hyperlink r:id="rId49">
-        <w:r>
-          <w:rPr>
-            <w:lang w:val="id_ID" w:bidi="id_ID"/>
-          </w:rPr>
-          <w:rPr>
-            <w:color w:val="0000EE"/>
-            <w:u w:val="single"/>
-          </w:rPr>
-          <w:t>Luk. 12:13–21</w:t>
-        </w:r>
-      </w:hyperlink>
+      <w:r>
+        <w:rPr>
+          <w:lang w:val="id_ID" w:bidi="id_ID"/>
+        </w:rPr>
+        <w:t>Luk. 12:13–21</w:t>
+      </w:r>
       <w:r>
         <w:rPr>
           <w:lang w:val="id_ID" w:bidi="id_ID"/>
         </w:rPr>
         <w:t xml:space="preserve">; </w:t>
       </w:r>
-      <w:hyperlink r:id="rId50">
-        <w:r>
-          <w:rPr>
-            <w:lang w:val="id_ID" w:bidi="id_ID"/>
-          </w:rPr>
-          <w:rPr>
-            <w:color w:val="0000EE"/>
-            <w:u w:val="single"/>
-          </w:rPr>
-          <w:t>16:19–31</w:t>
-        </w:r>
-      </w:hyperlink>
+      <w:r>
+        <w:rPr>
+          <w:lang w:val="id_ID" w:bidi="id_ID"/>
+        </w:rPr>
+        <w:t>16:19–31</w:t>
+      </w:r>
       <w:r>
         <w:rPr>
           <w:lang w:val="id_ID" w:bidi="id_ID"/>
@@ -1114,72 +874,48 @@
         </w:rPr>
         <w:t>Oleh karena itu, sebenarnya kedua versi ucapan bahagia yang pertama (versi Matius dan versi Lukas) mempunyai arti yang sama. Injil Matius mempunyai kedalaman: “Berbahagialah orang yang miskin di hadapan Allah” (</w:t>
       </w:r>
-      <w:hyperlink r:id="rId51">
-        <w:r>
-          <w:rPr>
-            <w:lang w:val="id_ID" w:bidi="id_ID"/>
-          </w:rPr>
-          <w:rPr>
-            <w:color w:val="0000EE"/>
-            <w:u w:val="single"/>
-          </w:rPr>
-          <w:t>Mat. 5:3</w:t>
-        </w:r>
-      </w:hyperlink>
+      <w:r>
+        <w:rPr>
+          <w:lang w:val="id_ID" w:bidi="id_ID"/>
+        </w:rPr>
+        <w:t>Mat. 5:3</w:t>
+      </w:r>
       <w:r>
         <w:rPr>
           <w:lang w:val="id_ID" w:bidi="id_ID"/>
         </w:rPr>
         <w:t>). Namun, tulisan Lukas mempunyai cakupan yang luas. Ketika ia hanya mengatakan “Berbahagialah kamu yang miskin” (</w:t>
       </w:r>
-      <w:hyperlink r:id="rId52">
-        <w:r>
-          <w:rPr>
-            <w:lang w:val="id_ID" w:bidi="id_ID"/>
-          </w:rPr>
-          <w:rPr>
-            <w:color w:val="0000EE"/>
-            <w:u w:val="single"/>
-          </w:rPr>
-          <w:t>Luk. 6:20</w:t>
-        </w:r>
-      </w:hyperlink>
+      <w:r>
+        <w:rPr>
+          <w:lang w:val="id_ID" w:bidi="id_ID"/>
+        </w:rPr>
+        <w:t>Luk. 6:20</w:t>
+      </w:r>
       <w:r>
         <w:rPr>
           <w:lang w:val="id_ID" w:bidi="id_ID"/>
         </w:rPr>
         <w:t>), maksudnya adalah orang yang ketika memerlukan sesuatu—dalam kebutuhan apa pun—berpaling kepada Tuhan. Untuk memberitakan Injil kepada orang-orang itulah Kristus datang ke dunia (</w:t>
       </w:r>
-      <w:hyperlink r:id="rId53">
-        <w:r>
-          <w:rPr>
-            <w:lang w:val="id_ID" w:bidi="id_ID"/>
-          </w:rPr>
-          <w:rPr>
-            <w:color w:val="0000EE"/>
-            <w:u w:val="single"/>
-          </w:rPr>
-          <w:t>Mat. 11:5</w:t>
-        </w:r>
-      </w:hyperlink>
+      <w:r>
+        <w:rPr>
+          <w:lang w:val="id_ID" w:bidi="id_ID"/>
+        </w:rPr>
+        <w:t>Mat. 11:5</w:t>
+      </w:r>
       <w:r>
         <w:rPr>
           <w:lang w:val="id_ID" w:bidi="id_ID"/>
         </w:rPr>
         <w:t xml:space="preserve">; </w:t>
       </w:r>
-      <w:hyperlink r:id="rId54">
-        <w:r>
-          <w:rPr>
-            <w:lang w:val="id_ID" w:bidi="id_ID"/>
-          </w:rPr>
-          <w:rPr>
-            <w:color w:val="0000EE"/>
-            <w:u w:val="single"/>
-          </w:rPr>
-          <w:t>Luk. 4:18</w:t>
-        </w:r>
-      </w:hyperlink>
+      <w:r>
+        <w:rPr>
+          <w:lang w:val="id_ID" w:bidi="id_ID"/>
+        </w:rPr>
+        <w:t>Luk. 4:18</w:t>
+      </w:r>
       <w:r>
         <w:rPr>
           <w:lang w:val="id_ID" w:bidi="id_ID"/>
@@ -1198,18 +934,12 @@
         </w:rPr>
         <w:t>” (</w:t>
       </w:r>
-      <w:hyperlink r:id="rId55">
-        <w:r>
-          <w:rPr>
-            <w:lang w:val="id_ID" w:bidi="id_ID"/>
-          </w:rPr>
-          <w:rPr>
-            <w:color w:val="0000EE"/>
-            <w:u w:val="single"/>
-          </w:rPr>
-          <w:t>2Kor. 8:9</w:t>
-        </w:r>
-      </w:hyperlink>
+      <w:r>
+        <w:rPr>
+          <w:lang w:val="id_ID" w:bidi="id_ID"/>
+        </w:rPr>
+        <w:t>2Kor. 8:9</w:t>
+      </w:r>
       <w:r>
         <w:rPr>
           <w:lang w:val="id_ID" w:bidi="id_ID"/>
@@ -1345,18 +1075,12 @@
         </w:rPr>
         <w:t>Orang-orang yang percaya. Dalam Perjanjian Baru, istilah ini secara khusus merujuk pada orang-orang yang percaya kepada Yesus sebagai Tuhan dan mengikuti-Nya (</w:t>
       </w:r>
-      <w:hyperlink r:id="rId56">
-        <w:r>
-          <w:rPr>
-            <w:lang w:val="id_ID" w:bidi="id_ID"/>
-          </w:rPr>
-          <w:rPr>
-            <w:color w:val="0000EE"/>
-            <w:u w:val="single"/>
-          </w:rPr>
-          <w:t>Kisah 5:14</w:t>
-        </w:r>
-      </w:hyperlink>
+      <w:r>
+        <w:rPr>
+          <w:lang w:val="id_ID" w:bidi="id_ID"/>
+        </w:rPr>
+        <w:t>Kisah 5:14</w:t>
+      </w:r>
       <w:r>
         <w:rPr>
           <w:lang w:val="id_ID" w:bidi="id_ID"/>
@@ -1391,144 +1115,96 @@
         </w:rPr>
         <w:t xml:space="preserve">Terdapat beberapa contoh yang jelas mengenai "orang percaya" yang digunakan sebagai sebutan untuk orang Kristen dalam </w:t>
       </w:r>
-      <w:hyperlink r:id="rId57">
-        <w:r>
-          <w:rPr>
-            <w:lang w:val="id_ID" w:bidi="id_ID"/>
-          </w:rPr>
-          <w:rPr>
-            <w:color w:val="0000EE"/>
-            <w:u w:val="single"/>
-          </w:rPr>
-          <w:t>Kisah 4:32</w:t>
-        </w:r>
-      </w:hyperlink>
+      <w:r>
+        <w:rPr>
+          <w:lang w:val="id_ID" w:bidi="id_ID"/>
+        </w:rPr>
+        <w:t>Kisah 4:32</w:t>
+      </w:r>
       <w:r>
         <w:rPr>
           <w:lang w:val="id_ID" w:bidi="id_ID"/>
         </w:rPr>
         <w:t xml:space="preserve">, </w:t>
       </w:r>
-      <w:hyperlink r:id="rId58">
-        <w:r>
-          <w:rPr>
-            <w:lang w:val="id_ID" w:bidi="id_ID"/>
-          </w:rPr>
-          <w:rPr>
-            <w:color w:val="0000EE"/>
-            <w:u w:val="single"/>
-          </w:rPr>
-          <w:t>10:45</w:t>
-        </w:r>
-      </w:hyperlink>
+      <w:r>
+        <w:rPr>
+          <w:lang w:val="id_ID" w:bidi="id_ID"/>
+        </w:rPr>
+        <w:t>10:45</w:t>
+      </w:r>
       <w:r>
         <w:rPr>
           <w:lang w:val="id_ID" w:bidi="id_ID"/>
         </w:rPr>
         <w:t xml:space="preserve">, </w:t>
       </w:r>
-      <w:hyperlink r:id="rId59">
-        <w:r>
-          <w:rPr>
-            <w:lang w:val="id_ID" w:bidi="id_ID"/>
-          </w:rPr>
-          <w:rPr>
-            <w:color w:val="0000EE"/>
-            <w:u w:val="single"/>
-          </w:rPr>
-          <w:t>19:18</w:t>
-        </w:r>
-      </w:hyperlink>
+      <w:r>
+        <w:rPr>
+          <w:lang w:val="id_ID" w:bidi="id_ID"/>
+        </w:rPr>
+        <w:t>19:18</w:t>
+      </w:r>
       <w:r>
         <w:rPr>
           <w:lang w:val="id_ID" w:bidi="id_ID"/>
         </w:rPr>
         <w:t xml:space="preserve">, dan </w:t>
       </w:r>
-      <w:hyperlink r:id="rId60">
-        <w:r>
-          <w:rPr>
-            <w:lang w:val="id_ID" w:bidi="id_ID"/>
-          </w:rPr>
-          <w:rPr>
-            <w:color w:val="0000EE"/>
-            <w:u w:val="single"/>
-          </w:rPr>
-          <w:t>1Tim. 4:12</w:t>
-        </w:r>
-      </w:hyperlink>
+      <w:r>
+        <w:rPr>
+          <w:lang w:val="id_ID" w:bidi="id_ID"/>
+        </w:rPr>
+        <w:t>1Tim. 4:12</w:t>
+      </w:r>
       <w:r>
         <w:rPr>
           <w:lang w:val="id_ID" w:bidi="id_ID"/>
         </w:rPr>
         <w:t>. Tetapi dalam bagian yang lain, istilah ini adalah sebuah penjelasan/deskripsi, bukan sebutan/nama (</w:t>
       </w:r>
-      <w:hyperlink r:id="rId61">
-        <w:r>
-          <w:rPr>
-            <w:lang w:val="id_ID" w:bidi="id_ID"/>
-          </w:rPr>
-          <w:rPr>
-            <w:color w:val="0000EE"/>
-            <w:u w:val="single"/>
-          </w:rPr>
-          <w:t>Kisah 2:44</w:t>
-        </w:r>
-      </w:hyperlink>
+      <w:r>
+        <w:rPr>
+          <w:lang w:val="id_ID" w:bidi="id_ID"/>
+        </w:rPr>
+        <w:t>Kisah 2:44</w:t>
+      </w:r>
       <w:r>
         <w:rPr>
           <w:lang w:val="id_ID" w:bidi="id_ID"/>
         </w:rPr>
         <w:t xml:space="preserve">; </w:t>
       </w:r>
-      <w:hyperlink r:id="rId62">
-        <w:r>
-          <w:rPr>
-            <w:lang w:val="id_ID" w:bidi="id_ID"/>
-          </w:rPr>
-          <w:rPr>
-            <w:color w:val="0000EE"/>
-            <w:u w:val="single"/>
-          </w:rPr>
-          <w:t>15:5</w:t>
-        </w:r>
-      </w:hyperlink>
+      <w:r>
+        <w:rPr>
+          <w:lang w:val="id_ID" w:bidi="id_ID"/>
+        </w:rPr>
+        <w:t>15:5</w:t>
+      </w:r>
       <w:r>
         <w:rPr>
           <w:lang w:val="id_ID" w:bidi="id_ID"/>
         </w:rPr>
         <w:t xml:space="preserve">; </w:t>
       </w:r>
-      <w:hyperlink r:id="rId63">
-        <w:r>
-          <w:rPr>
-            <w:lang w:val="id_ID" w:bidi="id_ID"/>
-          </w:rPr>
-          <w:rPr>
-            <w:color w:val="0000EE"/>
-            <w:u w:val="single"/>
-          </w:rPr>
-          <w:t>18:27</w:t>
-        </w:r>
-      </w:hyperlink>
+      <w:r>
+        <w:rPr>
+          <w:lang w:val="id_ID" w:bidi="id_ID"/>
+        </w:rPr>
+        <w:t>18:27</w:t>
+      </w:r>
       <w:r>
         <w:rPr>
           <w:lang w:val="id_ID" w:bidi="id_ID"/>
         </w:rPr>
         <w:t xml:space="preserve">; </w:t>
       </w:r>
-      <w:hyperlink r:id="rId64">
-        <w:r>
-          <w:rPr>
-            <w:lang w:val="id_ID" w:bidi="id_ID"/>
-          </w:rPr>
-          <w:rPr>
-            <w:color w:val="0000EE"/>
-            <w:u w:val="single"/>
-          </w:rPr>
-          <w:t>1Tim. 4:3</w:t>
-        </w:r>
-      </w:hyperlink>
+      <w:r>
+        <w:rPr>
+          <w:lang w:val="id_ID" w:bidi="id_ID"/>
+        </w:rPr>
+        <w:t>1Tim. 4:3</w:t>
+      </w:r>
       <w:r>
         <w:rPr>
           <w:lang w:val="id_ID" w:bidi="id_ID"/>
@@ -1692,18 +1368,12 @@
         </w:rPr>
         <w:t xml:space="preserve">Sulit untuk menentukan dengan tepat kapan golongan Samaria muncul dan kapan pemisahan puncak dengan penganut Yudaisme terjadi. Konsep PL tentang asal usul golongan Samaria adalah bahwa mereka berasal dari orang-orang asing yang menghuni kembali daerah Samaria, dan yang penyembahannya kepada Tuhan hanyalah kedok untuk menutupi penyembahan berhala yang mendasarinya. Menurut </w:t>
       </w:r>
-      <w:hyperlink r:id="rId65">
-        <w:r>
-          <w:rPr>
-            <w:lang w:val="id_ID" w:bidi="id_ID"/>
-          </w:rPr>
-          <w:rPr>
-            <w:color w:val="0000EE"/>
-            <w:u w:val="single"/>
-          </w:rPr>
-          <w:t>2Raj. 17</w:t>
-        </w:r>
-      </w:hyperlink>
+      <w:r>
+        <w:rPr>
+          <w:lang w:val="id_ID" w:bidi="id_ID"/>
+        </w:rPr>
+        <w:t>2Raj. 17</w:t>
+      </w:r>
       <w:r>
         <w:rPr>
           <w:lang w:val="id_ID" w:bidi="id_ID"/>
@@ -1724,18 +1394,12 @@
         </w:rPr>
         <w:t xml:space="preserve">Orang Samaria menawarkan interpretasi yang sangat berbeda tentang asal-usul mereka. Mereka mengklaim sebagai keturunan dari suku-suku Yahudi Efraim dan Manasye (lihat </w:t>
       </w:r>
-      <w:hyperlink r:id="rId66">
-        <w:r>
-          <w:rPr>
-            <w:lang w:val="id_ID" w:bidi="id_ID"/>
-          </w:rPr>
-          <w:rPr>
-            <w:color w:val="0000EE"/>
-            <w:u w:val="single"/>
-          </w:rPr>
-          <w:t>Yoh. 4:12</w:t>
-        </w:r>
-      </w:hyperlink>
+      <w:r>
+        <w:rPr>
+          <w:lang w:val="id_ID" w:bidi="id_ID"/>
+        </w:rPr>
+        <w:t>Yoh. 4:12</w:t>
+      </w:r>
       <w:r>
         <w:rPr>
           <w:lang w:val="id_ID" w:bidi="id_ID"/>
@@ -1756,18 +1420,12 @@
         </w:rPr>
         <w:t xml:space="preserve">Dari catatan Asyur pada periode ini, pertukaran penduduk sebenarnya ditegaskan untuk kerajaan utara, tetapi tampaknya deportasi total tidak dilakukan (lihat </w:t>
       </w:r>
-      <w:hyperlink r:id="rId67">
-        <w:r>
-          <w:rPr>
-            <w:lang w:val="id_ID" w:bidi="id_ID"/>
-          </w:rPr>
-          <w:rPr>
-            <w:color w:val="0000EE"/>
-            <w:u w:val="single"/>
-          </w:rPr>
-          <w:t>2Taw. 34:9</w:t>
-        </w:r>
-      </w:hyperlink>
+      <w:r>
+        <w:rPr>
+          <w:lang w:val="id_ID" w:bidi="id_ID"/>
+        </w:rPr>
+        <w:t>2Taw. 34:9</w:t>
+      </w:r>
       <w:r>
         <w:rPr>
           <w:lang w:val="id_ID" w:bidi="id_ID"/>
@@ -1799,36 +1457,24 @@
         </w:rPr>
         <w:t>Sejarah hubungan antara orang Samaria—yang terletak di utara sekitar Gunung Gerizim (gunung suci mereka), Sikhem, dan Samaria—dan populasi Yahudi di Yudea dan kemudian di Galilea adalah salah satu ketegangan yang berfluktuasi. Ketegangan kuno antara kerajaan utara dan selatan dihidupkan kembali dengan kembalinya para pengungsi ke Yerusalem di bawah dekrit penguasa Persia, Koresh (sekitar 538 SM). Seluruh wilayah selatan pada saat itu diperintah dari Samaria di utara oleh Sanbalat, seorang penguasa asli Palestina di bawah otoritas Persia. Kembalinya para pengungsi ke Yerusalem, terutama dengan niat mereka untuk membangun kembali bait suci Yerusalem, menimbulkan ancaman politik yang jelas terhadap kepemimpinannya di utara (</w:t>
       </w:r>
-      <w:hyperlink r:id="rId68">
-        <w:r>
-          <w:rPr>
-            <w:lang w:val="id_ID" w:bidi="id_ID"/>
-          </w:rPr>
-          <w:rPr>
-            <w:color w:val="0000EE"/>
-            <w:u w:val="single"/>
-          </w:rPr>
-          <w:t>Ezr. 4:7–24</w:t>
-        </w:r>
-      </w:hyperlink>
+      <w:r>
+        <w:rPr>
+          <w:lang w:val="id_ID" w:bidi="id_ID"/>
+        </w:rPr>
+        <w:t>Ezr. 4:7–24</w:t>
+      </w:r>
       <w:r>
         <w:rPr>
           <w:lang w:val="id_ID" w:bidi="id_ID"/>
         </w:rPr>
         <w:t xml:space="preserve">; </w:t>
       </w:r>
-      <w:hyperlink r:id="rId69">
-        <w:r>
-          <w:rPr>
-            <w:lang w:val="id_ID" w:bidi="id_ID"/>
-          </w:rPr>
-          <w:rPr>
-            <w:color w:val="0000EE"/>
-            <w:u w:val="single"/>
-          </w:rPr>
-          <w:t>Neh. 4:1–9</w:t>
-        </w:r>
-      </w:hyperlink>
+      <w:r>
+        <w:rPr>
+          <w:lang w:val="id_ID" w:bidi="id_ID"/>
+        </w:rPr>
+        <w:t>Neh. 4:1–9</w:t>
+      </w:r>
       <w:r>
         <w:rPr>
           <w:lang w:val="id_ID" w:bidi="id_ID"/>
@@ -1847,25 +1493,7 @@
         <w:rPr>
           <w:lang w:val="id_ID" w:bidi="id_ID"/>
         </w:rPr>
-        <w:t xml:space="preserve">Oposisi pada awalnya dimotivasi secara politik tetapi menjadi masalah religius ketika beberapa waktu kemudian, mungkin pada abad kelima SM, sebuah kuil saingan didirikan di Gunung Gerizim. Contoh permusuhan Yahudi terhadap orang Samaria pada waktu ini berasal dari </w:t>
-      </w:r>
-      <w:hyperlink r:id="rId70">
-        <w:r>
-          <w:rPr>
-            <w:lang w:val="id_ID" w:bidi="id_ID"/>
-          </w:rPr>
-          <w:rPr>
-            <w:color w:val="0000EE"/>
-            <w:u w:val="single"/>
-          </w:rPr>
-          <w:t>Kitab Yesus bin Sirakh 50:25–26</w:t>
-        </w:r>
-      </w:hyperlink>
-      <w:r>
-        <w:rPr>
-          <w:lang w:val="id_ID" w:bidi="id_ID"/>
-        </w:rPr>
-        <w:t xml:space="preserve"> (ditulis sekitar 200 SM), di mana orang Samaria ditempatkan di bawah orang Edom dan Filistin dalam hal penghargaan dan disebut sebagai "orang bodoh" (bdk. Test. Levi 7:2).</w:t>
+        <w:t>Oposisi pada awalnya dimotivasi secara politik tetapi menjadi masalah religius ketika beberapa waktu kemudian, mungkin pada abad kelima SM, sebuah kuil saingan didirikan di Gunung Gerizim. Contoh permusuhan Yahudi terhadap orang Samaria pada waktu ini berasal dari Kitab Yesus bin Sirakh 50:25–26 (ditulis sekitar 200 SM), di mana orang Samaria ditempatkan di bawah orang Edom dan Filistin dalam hal penghargaan dan disebut sebagai "orang bodoh" (bdk. Test. Levi 7:2).</w:t>
       </w:r>
     </w:p>
     <w:p>
@@ -1879,61 +1507,7 @@
         <w:rPr>
           <w:lang w:val="id_ID" w:bidi="id_ID"/>
         </w:rPr>
-        <w:t>Sikap orang Yahudi yang meremehkan orang Samaria ditingkatkan oleh kurangnya perlawanan orang Samaria terhadap kampanye Antiokhus Epifanes (sekitar 167 SM) untuk mempromosikan penyembahan Hellenistik di daerah tersebut. Sementara sebagian komunitas Yahudi menolak transformasi bait suci Yerusalem menjadi kuil untuk Zeus (</w:t>
-      </w:r>
-      <w:hyperlink r:id="rId71">
-        <w:r>
-          <w:rPr>
-            <w:lang w:val="id_ID" w:bidi="id_ID"/>
-          </w:rPr>
-          <w:rPr>
-            <w:color w:val="0000EE"/>
-            <w:u w:val="single"/>
-          </w:rPr>
-          <w:t>1 Makabe 1:62–64</w:t>
-        </w:r>
-      </w:hyperlink>
-      <w:r>
-        <w:rPr>
-          <w:lang w:val="id_ID" w:bidi="id_ID"/>
-        </w:rPr>
-        <w:t>) dan akhirnya mengikuti pemberontakan Makabe (</w:t>
-      </w:r>
-      <w:hyperlink r:id="rId72">
-        <w:r>
-          <w:rPr>
-            <w:lang w:val="id_ID" w:bidi="id_ID"/>
-          </w:rPr>
-          <w:rPr>
-            <w:color w:val="0000EE"/>
-            <w:u w:val="single"/>
-          </w:rPr>
-          <w:t>1 Makabe 2:42–43</w:t>
-        </w:r>
-      </w:hyperlink>
-      <w:r>
-        <w:rPr>
-          <w:lang w:val="id_ID" w:bidi="id_ID"/>
-        </w:rPr>
-        <w:t xml:space="preserve">), sumber-sumber menunjukkan bahwa orang Samaria tidak melakukannya (lihat </w:t>
-      </w:r>
-      <w:hyperlink r:id="rId73">
-        <w:r>
-          <w:rPr>
-            <w:lang w:val="id_ID" w:bidi="id_ID"/>
-          </w:rPr>
-          <w:rPr>
-            <w:color w:val="0000EE"/>
-            <w:u w:val="single"/>
-          </w:rPr>
-          <w:t>1 Makabe 6:2</w:t>
-        </w:r>
-      </w:hyperlink>
-      <w:r>
-        <w:rPr>
-          <w:lang w:val="id_ID" w:bidi="id_ID"/>
-        </w:rPr>
-        <w:t>).</w:t>
+        <w:t>Sikap orang Yahudi yang meremehkan orang Samaria ditingkatkan oleh kurangnya perlawanan orang Samaria terhadap kampanye Antiokhus Epifanes (sekitar 167 SM) untuk mempromosikan penyembahan Hellenistik di daerah tersebut. Sementara sebagian komunitas Yahudi menolak transformasi bait suci Yerusalem menjadi kuil untuk Zeus (1 Makabe 1:62–64) dan akhirnya mengikuti pemberontakan Makabe (1 Makabe 2:42–43), sumber-sumber menunjukkan bahwa orang Samaria tidak melakukannya (lihat 1 Makabe 6:2).</w:t>
       </w:r>
     </w:p>
     <w:p>
@@ -1963,18 +1537,12 @@
         </w:rPr>
         <w:t>Di bawah pemerintahan Herodes Agung, nasib Samaria membaik, meskipun permusuhan masih berlanjut antara orang Samaria dan Yahudi di Yudea dan Galilea. Karena menganggap bait suci Yerusalem sebagai pusat ibadah palsu, dan dikecualikan dari pelataran dalam oleh otoritas Yerusalem, sekelompok orang Samaria menajiskan bait suci Yerusalem sekitar tahun 6 M dengan menyebarkan tulang manusia di dalam serambi dan tempat suci kuil selama Paskah. Permusuhan terhadap orang-orang Yahudi Galilea yang melakukan perjalanan melalui Samaria menuju Yerusalem untuk berbagai perayaan juga tidak jarang terjadi (</w:t>
       </w:r>
-      <w:hyperlink r:id="rId74">
-        <w:r>
-          <w:rPr>
-            <w:lang w:val="id_ID" w:bidi="id_ID"/>
-          </w:rPr>
-          <w:rPr>
-            <w:color w:val="0000EE"/>
-            <w:u w:val="single"/>
-          </w:rPr>
-          <w:t>Luk. 9:51–53</w:t>
-        </w:r>
-      </w:hyperlink>
+      <w:r>
+        <w:rPr>
+          <w:lang w:val="id_ID" w:bidi="id_ID"/>
+        </w:rPr>
+        <w:t>Luk. 9:51–53</w:t>
+      </w:r>
       <w:r>
         <w:rPr>
           <w:lang w:val="id_ID" w:bidi="id_ID"/>
@@ -1995,72 +1563,48 @@
         </w:rPr>
         <w:t>Permusuhan ini berlanjut pada zaman Yesus. Kedua kelompok saling menjauhi/mengucilkan satu sama lain dari pusat ibadah mereka masing-masing, yaitu bait suci Yerusalem dan bait suci Samaria di Gunung Gerizim. Orang Samaria, misalnya, dilarang memasuki pelataran dalam bait suci, dan persembahan apa pun yang mereka berikan dianggap seolah-olah berasal dari orang non-Yahudi. Jadi, meskipun mungkin lebih tepat disebut sebagai "pecahan," tampaknya orang Samaria dalam praktiknya diperlakukan sebagai orang non-Yahudi. Semua pernikahan antara dua golongan tersebut dilarang, dan hubungan sosial sangat dibatasi (</w:t>
       </w:r>
-      <w:hyperlink r:id="rId75">
-        <w:r>
-          <w:rPr>
-            <w:lang w:val="id_ID" w:bidi="id_ID"/>
-          </w:rPr>
-          <w:rPr>
-            <w:color w:val="0000EE"/>
-            <w:u w:val="single"/>
-          </w:rPr>
-          <w:t>Yoh. 4:9</w:t>
-        </w:r>
-      </w:hyperlink>
+      <w:r>
+        <w:rPr>
+          <w:lang w:val="id_ID" w:bidi="id_ID"/>
+        </w:rPr>
+        <w:t>Yoh. 4:9</w:t>
+      </w:r>
       <w:r>
         <w:rPr>
           <w:lang w:val="id_ID" w:bidi="id_ID"/>
         </w:rPr>
         <w:t>). Dengan pemisahan yang begitu ketat, tidak mengherankan bahwa setiap interaksi antara kedua kelompok tersebut menjadi tegang. Istilah Samaria sendiri merupakan salah satu istilah penghinaan di bibir orang Yahudi (</w:t>
       </w:r>
-      <w:hyperlink r:id="rId76">
-        <w:r>
-          <w:rPr>
-            <w:lang w:val="id_ID" w:bidi="id_ID"/>
-          </w:rPr>
-          <w:rPr>
-            <w:color w:val="0000EE"/>
-            <w:u w:val="single"/>
-          </w:rPr>
-          <w:t>Yoh. 8:48</w:t>
-        </w:r>
-      </w:hyperlink>
+      <w:r>
+        <w:rPr>
+          <w:lang w:val="id_ID" w:bidi="id_ID"/>
+        </w:rPr>
+        <w:t>Yoh. 8:48</w:t>
+      </w:r>
       <w:r>
         <w:rPr>
           <w:lang w:val="id_ID" w:bidi="id_ID"/>
         </w:rPr>
         <w:t xml:space="preserve">), dan di antara beberapa ahli Taurat mungkin bahkan tidak akan diucapkan (lihat kekeliruan yang tampak dalam </w:t>
       </w:r>
-      <w:hyperlink r:id="rId77">
-        <w:r>
-          <w:rPr>
-            <w:lang w:val="id_ID" w:bidi="id_ID"/>
-          </w:rPr>
-          <w:rPr>
-            <w:color w:val="0000EE"/>
-            <w:u w:val="single"/>
-          </w:rPr>
-          <w:t>Luk. 10:37</w:t>
-        </w:r>
-      </w:hyperlink>
+      <w:r>
+        <w:rPr>
+          <w:lang w:val="id_ID" w:bidi="id_ID"/>
+        </w:rPr>
+        <w:t>Luk. 10:37</w:t>
+      </w:r>
       <w:r>
         <w:rPr>
           <w:lang w:val="id_ID" w:bidi="id_ID"/>
         </w:rPr>
         <w:t>). Reaksi para murid terhadap penolakan penginapan oleh orang Samaria (</w:t>
       </w:r>
-      <w:hyperlink r:id="rId78">
-        <w:r>
-          <w:rPr>
-            <w:lang w:val="id_ID" w:bidi="id_ID"/>
-          </w:rPr>
-          <w:rPr>
-            <w:color w:val="0000EE"/>
-            <w:u w:val="single"/>
-          </w:rPr>
-          <w:t>Luk. 9:51–55</w:t>
-        </w:r>
-      </w:hyperlink>
+      <w:r>
+        <w:rPr>
+          <w:lang w:val="id_ID" w:bidi="id_ID"/>
+        </w:rPr>
+        <w:t>Luk. 9:51–55</w:t>
+      </w:r>
       <w:r>
         <w:rPr>
           <w:lang w:val="id_ID" w:bidi="id_ID"/>
@@ -2081,18 +1625,12 @@
         </w:rPr>
         <w:t xml:space="preserve">Meskipun tidak banyak bukti yang menunjukkan sikap serupa dari pihak Samaria, kita dapat berasumsi bahwa sikap tersebut memang ada. Oleh karena itu, ada kemungkinan untuk berspekulasi bahwa penolakan orang Samaria terhadap keramahtamahan dalam </w:t>
       </w:r>
-      <w:hyperlink r:id="rId78">
-        <w:r>
-          <w:rPr>
-            <w:lang w:val="id_ID" w:bidi="id_ID"/>
-          </w:rPr>
-          <w:rPr>
-            <w:color w:val="0000EE"/>
-            <w:u w:val="single"/>
-          </w:rPr>
-          <w:t>Luk. 9:51–55</w:t>
-        </w:r>
-      </w:hyperlink>
+      <w:r>
+        <w:rPr>
+          <w:lang w:val="id_ID" w:bidi="id_ID"/>
+        </w:rPr>
+        <w:t>Luk. 9:51–55</w:t>
+      </w:r>
       <w:r>
         <w:rPr>
           <w:lang w:val="id_ID" w:bidi="id_ID"/>
@@ -2124,72 +1662,48 @@
         </w:rPr>
         <w:t>Kepercayaan utama orang Samaria menunjukkan baik kedekatan maupun perbedaan yang jelas dengan Yudaisme arus utama. Mereka memiliki kesamaan dengan Yudaisme dalam iman monoteistik yang kuat kepada Allah Abraham, Ishak, dan Yakub. Namun, sebaliknya, mereka mengagungkan Gunung Gerizim di utara sebagai satu-satunya tempat suci untuk pengorbanan, berdasarkan beberapa bagian yang berbeda dalam kitab Ulangan dan Keluaran dalam teks Samaria. Gunung Gerizim kemudian diidentifikasi dengan lokasi mezbah pertama Habel (</w:t>
       </w:r>
-      <w:hyperlink r:id="rId79">
-        <w:r>
-          <w:rPr>
-            <w:lang w:val="id_ID" w:bidi="id_ID"/>
-          </w:rPr>
-          <w:rPr>
-            <w:color w:val="0000EE"/>
-            <w:u w:val="single"/>
-          </w:rPr>
-          <w:t>Kej. 4:4</w:t>
-        </w:r>
-      </w:hyperlink>
+      <w:r>
+        <w:rPr>
+          <w:lang w:val="id_ID" w:bidi="id_ID"/>
+        </w:rPr>
+        <w:t>Kej. 4:4</w:t>
+      </w:r>
       <w:r>
         <w:rPr>
           <w:lang w:val="id_ID" w:bidi="id_ID"/>
         </w:rPr>
         <w:t>), tempat pengorbanan Nuh setelah Air bah (</w:t>
       </w:r>
-      <w:hyperlink r:id="rId80">
-        <w:r>
-          <w:rPr>
-            <w:lang w:val="id_ID" w:bidi="id_ID"/>
-          </w:rPr>
-          <w:rPr>
-            <w:color w:val="0000EE"/>
-            <w:u w:val="single"/>
-          </w:rPr>
-          <w:t>Kej. 8:20</w:t>
-        </w:r>
-      </w:hyperlink>
+      <w:r>
+        <w:rPr>
+          <w:lang w:val="id_ID" w:bidi="id_ID"/>
+        </w:rPr>
+        <w:t>Kej. 8:20</w:t>
+      </w:r>
       <w:r>
         <w:rPr>
           <w:lang w:val="id_ID" w:bidi="id_ID"/>
         </w:rPr>
         <w:t>), tempat pertemuan Abraham dan Melkisedek (</w:t>
       </w:r>
-      <w:hyperlink r:id="rId81">
-        <w:r>
-          <w:rPr>
-            <w:lang w:val="id_ID" w:bidi="id_ID"/>
-          </w:rPr>
-          <w:rPr>
-            <w:color w:val="0000EE"/>
-            <w:u w:val="single"/>
-          </w:rPr>
-          <w:t>Kej. 14:18</w:t>
-        </w:r>
-      </w:hyperlink>
+      <w:r>
+        <w:rPr>
+          <w:lang w:val="id_ID" w:bidi="id_ID"/>
+        </w:rPr>
+        <w:t>Kej. 14:18</w:t>
+      </w:r>
       <w:r>
         <w:rPr>
           <w:lang w:val="id_ID" w:bidi="id_ID"/>
         </w:rPr>
         <w:t xml:space="preserve">), lokasi yang tadinya dimaksudkan untuk mengorbankan Ishak (psl. </w:t>
       </w:r>
-      <w:hyperlink r:id="rId82">
-        <w:r>
-          <w:rPr>
-            <w:lang w:val="id_ID" w:bidi="id_ID"/>
-          </w:rPr>
-          <w:rPr>
-            <w:color w:val="0000EE"/>
-            <w:u w:val="single"/>
-          </w:rPr>
-          <w:t>22</w:t>
-        </w:r>
-      </w:hyperlink>
+      <w:r>
+        <w:rPr>
+          <w:lang w:val="id_ID" w:bidi="id_ID"/>
+        </w:rPr>
+        <w:t>22</w:t>
+      </w:r>
       <w:r>
         <w:rPr>
           <w:lang w:val="id_ID" w:bidi="id_ID"/>
@@ -2210,18 +1724,12 @@
         </w:rPr>
         <w:t xml:space="preserve">Orang Samaria hanya memegang lima kitab pertama dalam Alkitab (Pentateukh) untuk diilhami dan mendasarkan dogma serta praktik mereka secara eksklusif pada kitab-kitab ini. Kanon sempit seperti itu tidak hanya menentukan arah teologi Samaria tetapi juga memisahkannya lebih jauh dari pemikiran Yahudi masa kini. Musa, misalnya, lebih diagungkan oleh orang Samaria daripada oleh orang Yahudi. Dia dianggap tidak hanya sebagai nabi utama tetapi juga, dalam pemikiran kemudian, digambarkan sebagai orang pilihan, sudah ada sejak Penciptaan, menjadi perantara dengan Allah untuk Israel, dan menjadi bagi manusia "terang dunia." Pengharapan mesianis dalam teologi Samaria juga mencerminkan kanon yang sempit ini. Seorang Mesias dari keluarga Daud tidak dapat diantisipasi, karena tidak ada bukti mengenai hal tersebut yang dapat ditemukan dalam Pentateukh. Sebaliknya, orang Samaria menantikan “nabi seperti Musa” berdasarkan </w:t>
       </w:r>
-      <w:hyperlink r:id="rId83">
-        <w:r>
-          <w:rPr>
-            <w:lang w:val="id_ID" w:bidi="id_ID"/>
-          </w:rPr>
-          <w:rPr>
-            <w:color w:val="0000EE"/>
-            <w:u w:val="single"/>
-          </w:rPr>
-          <w:t>Ul. 18:15–18</w:t>
-        </w:r>
-      </w:hyperlink>
+      <w:r>
+        <w:rPr>
+          <w:lang w:val="id_ID" w:bidi="id_ID"/>
+        </w:rPr>
+        <w:t>Ul. 18:15–18</w:t>
+      </w:r>
       <w:r>
         <w:rPr>
           <w:lang w:val="id_ID" w:bidi="id_ID"/>
@@ -2267,36 +1775,24 @@
         </w:rPr>
         <w:t>Pandangan umum Yahudi tentang orang Samaria yang hampir seperti orang non-Yahudi tampaknya juga dipegang oleh Yesus sampai batas tertentu. Yesus menyebut orang Samaria yang menderita kusta sebagai “orang asing ini” (</w:t>
       </w:r>
-      <w:hyperlink r:id="rId84">
-        <w:r>
-          <w:rPr>
-            <w:lang w:val="id_ID" w:bidi="id_ID"/>
-          </w:rPr>
-          <w:rPr>
-            <w:color w:val="0000EE"/>
-            <w:u w:val="single"/>
-          </w:rPr>
-          <w:t>Luk. 17:18</w:t>
-        </w:r>
-      </w:hyperlink>
+      <w:r>
+        <w:rPr>
+          <w:lang w:val="id_ID" w:bidi="id_ID"/>
+        </w:rPr>
+        <w:t>Luk. 17:18</w:t>
+      </w:r>
       <w:r>
         <w:rPr>
           <w:lang w:val="id_ID" w:bidi="id_ID"/>
         </w:rPr>
         <w:t>) dan melarang murid-murid-Nya, selama penugasan mereka, untuk membawa pesan kerajaan kepada orang Samaria atau orang non-Yahudi (</w:t>
       </w:r>
-      <w:hyperlink r:id="rId85">
-        <w:r>
-          <w:rPr>
-            <w:lang w:val="id_ID" w:bidi="id_ID"/>
-          </w:rPr>
-          <w:rPr>
-            <w:color w:val="0000EE"/>
-            <w:u w:val="single"/>
-          </w:rPr>
-          <w:t>Mat. 10:5</w:t>
-        </w:r>
-      </w:hyperlink>
+      <w:r>
+        <w:rPr>
+          <w:lang w:val="id_ID" w:bidi="id_ID"/>
+        </w:rPr>
+        <w:t>Mat. 10:5</w:t>
+      </w:r>
       <w:r>
         <w:rPr>
           <w:lang w:val="id_ID" w:bidi="id_ID"/>
@@ -2317,54 +1813,36 @@
         </w:rPr>
         <w:t>Namun, bukti yang luar biasa dalam Injil adalah bahwa sikap Yesus terhadap orang Samaria sangat berbeda dari rekan-rekan Yahudi-Nya. Ketika murid-murid-Nya menunjukkan permusuhan Yahudi yang biasa dengan meminta agar "api penghakiman" turun atas orang Samaria yang tidak ramah, Yesus "menegur mereka" (</w:t>
       </w:r>
-      <w:hyperlink r:id="rId86">
-        <w:r>
-          <w:rPr>
-            <w:lang w:val="id_ID" w:bidi="id_ID"/>
-          </w:rPr>
-          <w:rPr>
-            <w:color w:val="0000EE"/>
-            <w:u w:val="single"/>
-          </w:rPr>
-          <w:t>Luk. 9:55</w:t>
-        </w:r>
-      </w:hyperlink>
+      <w:r>
+        <w:rPr>
+          <w:lang w:val="id_ID" w:bidi="id_ID"/>
+        </w:rPr>
+        <w:t>Luk. 9:55</w:t>
+      </w:r>
       <w:r>
         <w:rPr>
           <w:lang w:val="id_ID" w:bidi="id_ID"/>
         </w:rPr>
         <w:t>). Selain itu, Dia tidak menolak untuk menyembuhkan penderita kusta Samaria tetapi menghargainya sebagai satu-satunya dari sepuluh orang yang ingat untuk memuliakan Allah (</w:t>
       </w:r>
-      <w:hyperlink r:id="rId87">
-        <w:r>
-          <w:rPr>
-            <w:lang w:val="id_ID" w:bidi="id_ID"/>
-          </w:rPr>
-          <w:rPr>
-            <w:color w:val="0000EE"/>
-            <w:u w:val="single"/>
-          </w:rPr>
-          <w:t>Luk. 17:11–19</w:t>
-        </w:r>
-      </w:hyperlink>
+      <w:r>
+        <w:rPr>
+          <w:lang w:val="id_ID" w:bidi="id_ID"/>
+        </w:rPr>
+        <w:t>Luk. 17:11–19</w:t>
+      </w:r>
       <w:r>
         <w:rPr>
           <w:lang w:val="id_ID" w:bidi="id_ID"/>
         </w:rPr>
         <w:t>). Begitu pula dalam perumpamaan tentang Orang Samaria yang Baik Hati (</w:t>
       </w:r>
-      <w:hyperlink r:id="rId88">
-        <w:r>
-          <w:rPr>
-            <w:lang w:val="id_ID" w:bidi="id_ID"/>
-          </w:rPr>
-          <w:rPr>
-            <w:color w:val="0000EE"/>
-            <w:u w:val="single"/>
-          </w:rPr>
-          <w:t>Luk. 10:30–37</w:t>
-        </w:r>
-      </w:hyperlink>
+      <w:r>
+        <w:rPr>
+          <w:lang w:val="id_ID" w:bidi="id_ID"/>
+        </w:rPr>
+        <w:t>Luk. 10:30–37</w:t>
+      </w:r>
       <w:r>
         <w:rPr>
           <w:lang w:val="id_ID" w:bidi="id_ID"/>
@@ -2379,144 +1857,96 @@
           <w:lang w:val="id_ID" w:bidi="id_ID"/>
         </w:rPr>
       </w:r>
-      <w:hyperlink r:id="rId89">
-        <w:r>
-          <w:rPr>
-            <w:lang w:val="id_ID" w:bidi="id_ID"/>
-          </w:rPr>
-          <w:rPr>
-            <w:color w:val="0000EE"/>
-            <w:u w:val="single"/>
-          </w:rPr>
-          <w:t>Yoh. 4:4–43</w:t>
-        </w:r>
-      </w:hyperlink>
+      <w:r>
+        <w:rPr>
+          <w:lang w:val="id_ID" w:bidi="id_ID"/>
+        </w:rPr>
+        <w:t>Yoh. 4:4–43</w:t>
+      </w:r>
       <w:r>
         <w:rPr>
           <w:lang w:val="id_ID" w:bidi="id_ID"/>
         </w:rPr>
         <w:t xml:space="preserve"> mencatat tidak hanya percakapan menarik antara Yesus dan wanita Samaria tetapi juga tinggal dua hari Yesus di kota Sikhar, sebuah kota Samaria. Di sini kita melihat Yesus tidak hanya mengambil risiko kenajisan ritual dengan kontak dengan wanita Samaria di sumur (ay. </w:t>
       </w:r>
-      <w:hyperlink r:id="rId90">
-        <w:r>
-          <w:rPr>
-            <w:lang w:val="id_ID" w:bidi="id_ID"/>
-          </w:rPr>
-          <w:rPr>
-            <w:color w:val="0000EE"/>
-            <w:u w:val="single"/>
-          </w:rPr>
-          <w:t>7–9</w:t>
-        </w:r>
-      </w:hyperlink>
+      <w:r>
+        <w:rPr>
+          <w:lang w:val="id_ID" w:bidi="id_ID"/>
+        </w:rPr>
+        <w:t>7–9</w:t>
+      </w:r>
       <w:r>
         <w:rPr>
           <w:lang w:val="id_ID" w:bidi="id_ID"/>
         </w:rPr>
         <w:t xml:space="preserve">) tetapi juga menawarkan anugerah keselamatan kepadanya (ay. </w:t>
       </w:r>
-      <w:hyperlink r:id="rId91">
-        <w:r>
-          <w:rPr>
-            <w:lang w:val="id_ID" w:bidi="id_ID"/>
-          </w:rPr>
-          <w:rPr>
-            <w:color w:val="0000EE"/>
-            <w:u w:val="single"/>
-          </w:rPr>
-          <w:t>10</w:t>
-        </w:r>
-      </w:hyperlink>
+      <w:r>
+        <w:rPr>
+          <w:lang w:val="id_ID" w:bidi="id_ID"/>
+        </w:rPr>
+        <w:t>10</w:t>
+      </w:r>
       <w:r>
         <w:rPr>
           <w:lang w:val="id_ID" w:bidi="id_ID"/>
         </w:rPr>
         <w:t xml:space="preserve">) dan seluruh kota Samaria (ay. </w:t>
       </w:r>
-      <w:hyperlink r:id="rId92">
-        <w:r>
-          <w:rPr>
-            <w:lang w:val="id_ID" w:bidi="id_ID"/>
-          </w:rPr>
-          <w:rPr>
-            <w:color w:val="0000EE"/>
-            <w:u w:val="single"/>
-          </w:rPr>
-          <w:t>39–41</w:t>
-        </w:r>
-      </w:hyperlink>
+      <w:r>
+        <w:rPr>
+          <w:lang w:val="id_ID" w:bidi="id_ID"/>
+        </w:rPr>
+        <w:t>39–41</w:t>
+      </w:r>
       <w:r>
         <w:rPr>
           <w:lang w:val="id_ID" w:bidi="id_ID"/>
         </w:rPr>
         <w:t xml:space="preserve">). Melalui pengetahuan Yesus tentang kehidupan pernikahannya (ay. </w:t>
       </w:r>
-      <w:hyperlink r:id="rId93">
-        <w:r>
-          <w:rPr>
-            <w:lang w:val="id_ID" w:bidi="id_ID"/>
-          </w:rPr>
-          <w:rPr>
-            <w:color w:val="0000EE"/>
-            <w:u w:val="single"/>
-          </w:rPr>
-          <w:t>16–18</w:t>
-        </w:r>
-      </w:hyperlink>
+      <w:r>
+        <w:rPr>
+          <w:lang w:val="id_ID" w:bidi="id_ID"/>
+        </w:rPr>
+        <w:t>16–18</w:t>
+      </w:r>
       <w:r>
         <w:rPr>
           <w:lang w:val="id_ID" w:bidi="id_ID"/>
         </w:rPr>
         <w:t xml:space="preserve">), wanita itu menyimpulkan bahwa Dia pasti seorang "nabi." Mengingat bahwa orang Samaria mengharapkan seorang "nabi seperti Musa" di akhir zaman, mungkin wanita itu bertanya-tanya apakah Yesus adalah Mesias nabi yang telah lama mereka nantikan (ay. </w:t>
       </w:r>
-      <w:hyperlink r:id="rId94">
-        <w:r>
-          <w:rPr>
-            <w:lang w:val="id_ID" w:bidi="id_ID"/>
-          </w:rPr>
-          <w:rPr>
-            <w:color w:val="0000EE"/>
-            <w:u w:val="single"/>
-          </w:rPr>
-          <w:t>19, 25–26</w:t>
-        </w:r>
-      </w:hyperlink>
+      <w:r>
+        <w:rPr>
+          <w:lang w:val="id_ID" w:bidi="id_ID"/>
+        </w:rPr>
+        <w:t>19, 25–26</w:t>
+      </w:r>
       <w:r>
         <w:rPr>
           <w:lang w:val="id_ID" w:bidi="id_ID"/>
         </w:rPr>
         <w:t xml:space="preserve">). Yesus tidak hanya menembus permusuhan kaku orang Yahudi terhadap orang Samaria dengan melakukan hal tak terduga dengan tinggal bersama orang-orang yang dibenci ini, tetapi Dia juga menerima iman mereka kepadanya sebagai "Mesias" (ay. </w:t>
       </w:r>
-      <w:hyperlink r:id="rId95">
-        <w:r>
-          <w:rPr>
-            <w:lang w:val="id_ID" w:bidi="id_ID"/>
-          </w:rPr>
-          <w:rPr>
-            <w:color w:val="0000EE"/>
-            <w:u w:val="single"/>
-          </w:rPr>
-          <w:t>26</w:t>
-        </w:r>
-      </w:hyperlink>
+      <w:r>
+        <w:rPr>
+          <w:lang w:val="id_ID" w:bidi="id_ID"/>
+        </w:rPr>
+        <w:t>26</w:t>
+      </w:r>
       <w:r>
         <w:rPr>
           <w:lang w:val="id_ID" w:bidi="id_ID"/>
         </w:rPr>
         <w:t xml:space="preserve">) dan "Juruselamat dunia" (ay. </w:t>
       </w:r>
-      <w:hyperlink r:id="rId96">
-        <w:r>
-          <w:rPr>
-            <w:lang w:val="id_ID" w:bidi="id_ID"/>
-          </w:rPr>
-          <w:rPr>
-            <w:color w:val="0000EE"/>
-            <w:u w:val="single"/>
-          </w:rPr>
-          <w:t>42</w:t>
-        </w:r>
-      </w:hyperlink>
+      <w:r>
+        <w:rPr>
+          <w:lang w:val="id_ID" w:bidi="id_ID"/>
+        </w:rPr>
+        <w:t>42</w:t>
+      </w:r>
       <w:r>
         <w:rPr>
           <w:lang w:val="id_ID" w:bidi="id_ID"/>
@@ -2548,54 +1978,36 @@
         </w:rPr>
         <w:t>Dalam amanat agung yang diberikan sebelum kenaikan-Nya, Yesus menugaskan murid-murid-Nya untuk membawa Injil ke Samaria (</w:t>
       </w:r>
-      <w:hyperlink r:id="rId97">
-        <w:r>
-          <w:rPr>
-            <w:lang w:val="id_ID" w:bidi="id_ID"/>
-          </w:rPr>
-          <w:rPr>
-            <w:color w:val="0000EE"/>
-            <w:u w:val="single"/>
-          </w:rPr>
-          <w:t>Kisah 1:8</w:t>
-        </w:r>
-      </w:hyperlink>
+      <w:r>
+        <w:rPr>
+          <w:lang w:val="id_ID" w:bidi="id_ID"/>
+        </w:rPr>
+        <w:t>Kisah 1:8</w:t>
+      </w:r>
       <w:r>
         <w:rPr>
           <w:lang w:val="id_ID" w:bidi="id_ID"/>
         </w:rPr>
         <w:t>). Aktivitas misionaris gereja mula-mula memang mencakup wilayah ini. Ketika, setelah kemartiran Stefanus, banyak orang Kristen terpaksa meninggalkan Yerusalem (</w:t>
       </w:r>
-      <w:hyperlink r:id="rId98">
-        <w:r>
-          <w:rPr>
-            <w:lang w:val="id_ID" w:bidi="id_ID"/>
-          </w:rPr>
-          <w:rPr>
-            <w:color w:val="0000EE"/>
-            <w:u w:val="single"/>
-          </w:rPr>
-          <w:t>Kisah 8:1</w:t>
-        </w:r>
-      </w:hyperlink>
+      <w:r>
+        <w:rPr>
+          <w:lang w:val="id_ID" w:bidi="id_ID"/>
+        </w:rPr>
+        <w:t>Kisah 8:1</w:t>
+      </w:r>
       <w:r>
         <w:rPr>
           <w:lang w:val="id_ID" w:bidi="id_ID"/>
         </w:rPr>
         <w:t xml:space="preserve">), salah satu orang Kristen tersebut, Filipus, menyebarkan Injil di kota Samaria (ay. </w:t>
       </w:r>
-      <w:hyperlink r:id="rId99">
-        <w:r>
-          <w:rPr>
-            <w:lang w:val="id_ID" w:bidi="id_ID"/>
-          </w:rPr>
-          <w:rPr>
-            <w:color w:val="0000EE"/>
-            <w:u w:val="single"/>
-          </w:rPr>
-          <w:t>5</w:t>
-        </w:r>
-      </w:hyperlink>
+      <w:r>
+        <w:rPr>
+          <w:lang w:val="id_ID" w:bidi="id_ID"/>
+        </w:rPr>
+        <w:t>5</w:t>
+      </w:r>
       <w:r>
         <w:rPr>
           <w:lang w:val="id_ID" w:bidi="id_ID"/>
